--- a/FP/VP527224/Final/JCE_FP_VP527224_Final_RevG.docx
+++ b/FP/VP527224/Final/JCE_FP_VP527224_Final_RevG.docx
@@ -2236,7 +2236,7 @@
         <w:rPr>
           <w:i w:val="0"/>
         </w:rPr>
-        <w:t>Jayden Callen, Director, JCE Infrastructure. BEng (Hons) Civil, MIEAust (EA 11036201), National Engineering Register application in progress. Supplier's Representative, project lead and single point of contact. Civil engineer with more than eight years of experience across land development, stormwater and flooding, water and sewerage, roads, and Defence infrastructure delivery with tier-one contractors. CV attached (Schedule F1).</w:t>
+        <w:t>Jayden Callen, Director, JCE Infrastructure. BEng (Hons) Civil, MIEAust (EA 11036201), National Engineering Register application in progress. Supplier's Representative, project lead and single point of contact. Civil engineer with more than eight years of experience across land development, stormwater and flooding, water and sewerage, roads, and Defence infrastructure delivery with tier-one contractors. CV attached (Schedule F1). Jayden has delivered drone photogrammetry on previous projects, planning automated flight paths in DroneDeploy, capturing with RTK positioning, and processing in Autodesk ReCap Pro to build point clouds and terrain surfaces for use in Autodesk InfraWorks and civil design models.</w:t>
       </w:r>
     </w:p>
     <w:p>
@@ -2325,7 +2325,7 @@
         <w:rPr>
           <w:i w:val="0"/>
         </w:rPr>
-        <w:t>JCE's related business, Glide Inside (glideinside.com.au), produces 3D digital models and visualisation for the property and construction sector. JCE delivers drone photogrammetry (orthophotos, 3D models and geotagged inspection imagery) using a DJI Mavic 3 Enterprise with RTK, operated under CASA's sub-2 kg excluded category. CASA operator accreditation and drone registration will be in place before services start.</w:t>
+        <w:t>JCE's related business, Glide Inside (glideinside.com.au), produces 3D digital models and visualisation for the property and construction sector. JCE delivers drone photogrammetry (orthophotos, 3D models and geotagged inspection imagery) using a DJI Mavic 3 Enterprise with RTK, operated under CASA's sub-2 kg excluded category. CASA operator accreditation and drone registration will be in place before services start. JCE will deploy a DJI Mavic 3 Enterprise with RTK on this study. The workflow is flight planning in DroneDeploy (or DJI Pilot 2 or DJI FlightHub), capture with RTK corrections from the AUSCORS network or a local base station, ground control and independent check points to verify accuracy, processing in Autodesk ReCap Pro for point clouds and surfaces, design integration in Autodesk InfraWorks and Civil 3D, and QGIS for GIS delivery; the orthophoto is produced in ReCap Pro or DJI Terra.</w:t>
       </w:r>
     </w:p>
     <w:p>

--- a/FP/VP527224/Final/JCE_FP_VP527224_Final_RevG.docx
+++ b/FP/VP527224/Final/JCE_FP_VP527224_Final_RevG.docx
@@ -2307,6 +2307,20 @@
       </w:r>
       <w:r>
         <w:t>Managed the design program for the SRM-01 sewer rising main and the technical review of the contractor's sewage pumping station package.</w:t>
+      </w:r>
+    </w:p>
+    <w:p>
+      <w:pPr>
+        <w:pStyle w:val="ListBullet"/>
+      </w:pPr>
+      <w:r>
+        <w:rPr>
+          <w:b/>
+        </w:rPr>
+        <w:t xml:space="preserve">Drone photogrammetry. </w:t>
+      </w:r>
+      <w:r>
+        <w:t>Farm drainage works, private rural client (Craig Sullivan): drone photogrammetry survey of the property using RTK-positioned automated flights, processed in Autodesk ReCap Pro to a terrain surface used to design the drainage works. Referee details available on request.</w:t>
       </w:r>
     </w:p>
     <w:p>

--- a/FP/VP527224/Final/JCE_FP_VP527224_Final_RevG.docx
+++ b/FP/VP527224/Final/JCE_FP_VP527224_Final_RevG.docx
@@ -1303,7 +1303,7 @@
         <w:pStyle w:val="ListBullet"/>
       </w:pPr>
       <w:r>
-        <w:t>Drone photogrammetry of the site, the Dickson Inlet frontage and the boat ramp during site visit 1 (orthophoto and 3D model), used as the current base for the constraints mapping and concept plans and for engagement visuals, within the airspace limits in Section 7 (JCE).</w:t>
+        <w:t>Drone photogrammetry of the site, the Dickson Inlet frontage and the boat ramp during site visit 1 (orthophoto, 3D model and high-resolution aerial stills and video), used as the existing-condition record and current base for the constraints mapping and concept plans, and for engagement and Council presentation imagery, within the airspace limits in Section 7 (JCE).</w:t>
       </w:r>
     </w:p>
     <w:p>
@@ -2082,6 +2082,14 @@
         <w:pStyle w:val="ListBullet"/>
       </w:pPr>
       <w:r>
+        <w:t>High-resolution aerial stills and video of the site, and the orthophoto, for the reports, engagement material and the Council presentation (with the Final Scoping Report files)</w:t>
+      </w:r>
+    </w:p>
+    <w:p>
+      <w:pPr>
+        <w:pStyle w:val="ListBullet"/>
+      </w:pPr>
+      <w:r>
         <w:t>Presentation to a Council meeting: May 2027</w:t>
       </w:r>
     </w:p>
@@ -2236,7 +2244,7 @@
         <w:rPr>
           <w:i w:val="0"/>
         </w:rPr>
-        <w:t>Jayden Callen, Director, JCE Infrastructure. BEng (Hons) Civil, MIEAust (EA 11036201), National Engineering Register application in progress. Supplier's Representative, project lead and single point of contact. Civil engineer with more than eight years of experience across land development, stormwater and flooding, water and sewerage, roads, and Defence infrastructure delivery with tier-one contractors. CV attached (Schedule F1). Jayden has delivered drone photogrammetry on previous projects, planning automated flight paths in DroneDeploy, capturing with RTK positioning, and processing in Autodesk ReCap Pro to build point clouds and terrain surfaces for use in Autodesk InfraWorks and civil design models.</w:t>
+        <w:t>Jayden Callen, Director, JCE Infrastructure. BEng (Hons) Civil, MIEAust (EA 11036201), National Engineering Register application in progress. Supplier's Representative, project lead and single point of contact. Civil engineer with more than eight years of experience across land development, stormwater and flooding, water and sewerage, roads, and Defence infrastructure delivery with tier-one contractors. CV attached (Schedule F1). Jayden has delivered drone photogrammetry on previous projects, planning automated flight paths in DroneDeploy, capturing RTK-positioned photogrammetry and high-resolution aerial stills and video, and processing in Autodesk ReCap Pro to build point clouds and terrain surfaces for use in Autodesk InfraWorks and civil design models.</w:t>
       </w:r>
     </w:p>
     <w:p>

--- a/FP/VP527224/Final/JCE_FP_VP527224_Final_RevG.docx
+++ b/FP/VP527224/Final/JCE_FP_VP527224_Final_RevG.docx
@@ -343,7 +343,7 @@
               <w:rPr>
                 <w:sz w:val="17"/>
               </w:rPr>
-              <w:t>Ben Lancini, CPEng, NER, RPEQ (Lancini Consulting) [TBC - Jayden: confirm availability and RPEQ number]</w:t>
+              <w:t>Sunny Lotay (RPEQ, Lotay Civil)</w:t>
             </w:r>
           </w:p>
         </w:tc>
@@ -472,7 +472,7 @@
         <w:rPr>
           <w:i w:val="0"/>
         </w:rPr>
-        <w:t>Engineering opinions in the study (marine, geotechnical and civil) will be prepared by, or under the direct supervision of, and signed by, a Registered Professional Engineer of Queensland (RPEQ) under the Professional Engineers Act 2002 (Qld). JCE's civil and infrastructure inputs will be signed by Ben Lancini, CPEng, NER, RPEQ (Lancini Consulting) [TBC - Jayden: confirm availability and RPEQ number], and the marine and coastal engineering by the marine partner's RPEQ.</w:t>
+        <w:t>Engineering opinions in the study (marine, geotechnical and civil) will be prepared by, or under the direct supervision of, and signed by, a Registered Professional Engineer of Queensland (RPEQ) under the Professional Engineers Act 2002 (Qld). Sunny Lotay (RPEQ, Lotay Civil) signs JCE's engineering outputs for this commission, and the marine and coastal engineering by the marine partner's RPEQ.</w:t>
       </w:r>
     </w:p>
     <w:p>
@@ -821,7 +821,7 @@
               <w:rPr>
                 <w:sz w:val="17"/>
               </w:rPr>
-              <w:t>RPEQ (Civil) supervision and sign-off of JCE engineering</w:t>
+              <w:t>RPEQ supervision and sign-off of JCE engineering</w:t>
             </w:r>
           </w:p>
         </w:tc>
@@ -838,7 +838,7 @@
               <w:rPr>
                 <w:sz w:val="17"/>
               </w:rPr>
-              <w:t>Ben Lancini, Lancini Consulting [TBC - Jayden]</w:t>
+              <w:t>Sunny Lotay (RPEQ, Lotay Civil)</w:t>
             </w:r>
           </w:p>
         </w:tc>
@@ -855,7 +855,7 @@
               <w:rPr>
                 <w:sz w:val="17"/>
               </w:rPr>
-              <w:t>CPEng, NER, RPEQ [TBC - Jayden: RPEQ number]</w:t>
+              <w:t>RPEQ; signs JCE engineering outputs for this commission</w:t>
             </w:r>
           </w:p>
         </w:tc>

--- a/FP/VP527224/Final/JCE_FP_VP527224_Final_RevG.docx
+++ b/FP/VP527224/Final/JCE_FP_VP527224_Final_RevG.docx
@@ -472,7 +472,7 @@
         <w:rPr>
           <w:i w:val="0"/>
         </w:rPr>
-        <w:t>Engineering opinions in the study (marine, geotechnical and civil) will be prepared by, or under the direct supervision of, and signed by, a Registered Professional Engineer of Queensland (RPEQ) under the Professional Engineers Act 2002 (Qld). Sunny Lotay (RPEQ, Lotay Civil) signs JCE's engineering outputs for this commission, and the marine and coastal engineering by the marine partner's RPEQ.</w:t>
+        <w:t>Engineering opinions in the study (marine, geotechnical and civil) will be prepared by, or under the direct supervision of, and signed by, a Registered Professional Engineer of Queensland (RPEQ) under the Professional Engineers Act 2002 (Qld). Sunny Lotay (RPEQ, Lotay Civil) signs JCE's engineering outputs for this commission, and the marine partner's RPEQ signs the marine and coastal engineering.</w:t>
       </w:r>
     </w:p>
     <w:p>

--- a/FP/VP527224/Final/JCE_FP_VP527224_Final_RevG.docx
+++ b/FP/VP527224/Final/JCE_FP_VP527224_Final_RevG.docx
@@ -631,6 +631,14 @@
       </w:pPr>
       <w:r>
         <w:t>He was the contractor's point of contact for Defence works at HMAS Cairns and RAAF Base Townsville under the North Queensland Mid-Term Refresh (about $104 million combined).</w:t>
+      </w:r>
+    </w:p>
+    <w:p>
+      <w:pPr>
+        <w:pStyle w:val="ListBullet"/>
+      </w:pPr>
+      <w:r>
+        <w:t>He has delivered engineering for Tablelands Regional Council in Far North Queensland: the rectification of a floodway on Council's road network and a landfill leachate storage facility (Section 7).</w:t>
       </w:r>
     </w:p>
     <w:p>
@@ -2325,6 +2333,34 @@
         <w:rPr>
           <w:b/>
         </w:rPr>
+        <w:t xml:space="preserve">Floodway rectification, Tablelands Regional Council (QLD). </w:t>
+      </w:r>
+      <w:r>
+        <w:t>Engineering for the rectification of a floodway on Council's road network.</w:t>
+      </w:r>
+    </w:p>
+    <w:p>
+      <w:pPr>
+        <w:pStyle w:val="ListBullet"/>
+      </w:pPr>
+      <w:r>
+        <w:rPr>
+          <w:b/>
+        </w:rPr>
+        <w:t xml:space="preserve">Leachate storage facility, Tablelands Regional Council (QLD). </w:t>
+      </w:r>
+      <w:r>
+        <w:t>Engineering for a landfill leachate storage facility.</w:t>
+      </w:r>
+    </w:p>
+    <w:p>
+      <w:pPr>
+        <w:pStyle w:val="ListBullet"/>
+      </w:pPr>
+      <w:r>
+        <w:rPr>
+          <w:b/>
+        </w:rPr>
         <w:t xml:space="preserve">Drone photogrammetry. </w:t>
       </w:r>
       <w:r>
@@ -2369,7 +2405,7 @@
         <w:rPr>
           <w:i w:val="0"/>
         </w:rPr>
-        <w:t>Relevant experience (criterion 2, 20%). Marine, maritime, environmental, planning and geotechnical experience for this study comes from the specialist partners, whose projects, staff and referees will be listed in Schedules E2, F1 and F2 once confirmed [TBC - Jayden: partner projects and referees after quotes]. Jayden's experience is in leading multidisciplinary infrastructure work, civil infrastructure and costing, including at HMAS Cairns and in remote North Queensland communities.</w:t>
+        <w:t>Relevant experience (criterion 2, 20%). Marine, maritime, environmental, planning and geotechnical experience for this study comes from the specialist partners, whose projects, staff and referees will be listed in Schedules E2, F1 and F2 once confirmed [TBC - Jayden: partner projects and referees after quotes]. Jayden's experience is in leading multidisciplinary infrastructure work, civil infrastructure and costing, including Queensland council civil works for Tablelands Regional Council, Defence works at HMAS Cairns and remote North Queensland communities.</w:t>
       </w:r>
     </w:p>
     <w:p>
@@ -2380,7 +2416,7 @@
         <w:rPr>
           <w:i w:val="0"/>
         </w:rPr>
-        <w:t>Referees: Brett Langtree, Director and Principal Civil Engineer, Langtree Consulting Engineers, 0400 699 979, brett@langtreeconsulting.com.au; Livio Chiarot FIEAust, Director, SCP Consulting, 0418 150 028, livio.chiarot@scpconsult.com.au. Far North Queensland council referee: available on request.</w:t>
+        <w:t>Referees: Brett Langtree, Director and Principal Civil Engineer, Langtree Consulting Engineers, 0400 699 979, brett@langtreeconsulting.com.au; Livio Chiarot FIEAust, Director, SCP Consulting, 0418 150 028, livio.chiarot@scpconsult.com.au. Darren Quilliam, Tablelands Regional Council: contact details available on request. Far North Queensland council referee (client-side role): available on request.</w:t>
       </w:r>
     </w:p>
     <w:p>

--- a/FP/VP527224/Final/JCE_FP_VP527224_Final_RevG.docx
+++ b/FP/VP527224/Final/JCE_FP_VP527224_Final_RevG.docx
@@ -2333,6 +2333,20 @@
         <w:rPr>
           <w:b/>
         </w:rPr>
+        <w:t xml:space="preserve">RAAF Base Townsville, Defence delivery project. </w:t>
+      </w:r>
+      <w:r>
+        <w:t>Engineering delivery for CPB Contractors (head contractor). Referee: Maverick Partner, CPB Contractors.</w:t>
+      </w:r>
+    </w:p>
+    <w:p>
+      <w:pPr>
+        <w:pStyle w:val="ListBullet"/>
+      </w:pPr>
+      <w:r>
+        <w:rPr>
+          <w:b/>
+        </w:rPr>
         <w:t xml:space="preserve">Floodway rectification, Tablelands Regional Council (QLD). </w:t>
       </w:r>
       <w:r>
@@ -2416,7 +2430,7 @@
         <w:rPr>
           <w:i w:val="0"/>
         </w:rPr>
-        <w:t>Referees: Brett Langtree, Director and Principal Civil Engineer, Langtree Consulting Engineers, 0400 699 979, brett@langtreeconsulting.com.au; Livio Chiarot FIEAust, Director, SCP Consulting, 0418 150 028, livio.chiarot@scpconsult.com.au. Darren Quilliam, Tablelands Regional Council: contact details available on request. Far North Queensland council referee (client-side role): available on request.</w:t>
+        <w:t>Referees: Brett Langtree, Director and Principal Civil Engineer, Langtree Consulting Engineers, 0400 699 979, brett@langtreeconsulting.com.au; Livio Chiarot FIEAust, Director, SCP Consulting, 0418 150 028, livio.chiarot@scpconsult.com.au. Darren Quilliam, Tablelands Regional Council: contact details available on request. Maverick Partner, CPB Contractors (RAAF Base Townsville delivery): contact details available on request. Far North Queensland council referee (client-side role): available on request.</w:t>
       </w:r>
     </w:p>
     <w:p>

--- a/FP/VP527224/Final/JCE_FP_VP527224_Final_RevG.docx
+++ b/FP/VP527224/Final/JCE_FP_VP527224_Final_RevG.docx
@@ -638,7 +638,7 @@
         <w:pStyle w:val="ListBullet"/>
       </w:pPr>
       <w:r>
-        <w:t>He has delivered engineering for Tablelands Regional Council in Far North Queensland: the rectification of a floodway on Council's road network and a landfill leachate storage facility (Section 7).</w:t>
+        <w:t>While at Langtree Consulting Engineers, he delivered engineering for Tablelands Regional Council in Far North Queensland: the rectification of a floodway on Council's road network and a landfill leachate storage facility (Section 7).</w:t>
       </w:r>
     </w:p>
     <w:p>
@@ -2347,7 +2347,7 @@
         <w:rPr>
           <w:b/>
         </w:rPr>
-        <w:t xml:space="preserve">Floodway rectification, Tablelands Regional Council (QLD). </w:t>
+        <w:t xml:space="preserve">Jayden Callen (while at Langtree Consulting Engineers): Floodway rectification, Tablelands Regional Council (QLD). </w:t>
       </w:r>
       <w:r>
         <w:t>Engineering for the rectification of a floodway on Council's road network.</w:t>
@@ -2361,7 +2361,7 @@
         <w:rPr>
           <w:b/>
         </w:rPr>
-        <w:t xml:space="preserve">Leachate storage facility, Tablelands Regional Council (QLD). </w:t>
+        <w:t xml:space="preserve">Jayden Callen (while at Langtree Consulting Engineers): Leachate storage facility, Tablelands Regional Council (QLD). </w:t>
       </w:r>
       <w:r>
         <w:t>Engineering for a landfill leachate storage facility.</w:t>
@@ -2419,7 +2419,7 @@
         <w:rPr>
           <w:i w:val="0"/>
         </w:rPr>
-        <w:t>Relevant experience (criterion 2, 20%). Marine, maritime, environmental, planning and geotechnical experience for this study comes from the specialist partners, whose projects, staff and referees will be listed in Schedules E2, F1 and F2 once confirmed [TBC - Jayden: partner projects and referees after quotes]. Jayden's experience is in leading multidisciplinary infrastructure work, civil infrastructure and costing, including Queensland council civil works for Tablelands Regional Council, Defence works at HMAS Cairns and remote North Queensland communities.</w:t>
+        <w:t>Relevant experience (criterion 2, 20%). Marine, maritime, environmental, planning and geotechnical experience for this study comes from the specialist partners, whose projects, staff and referees will be listed in Schedules E2, F1 and F2 once confirmed [TBC - Jayden: partner projects and referees after quotes]. Jayden's experience is in leading multidisciplinary infrastructure work, civil infrastructure and costing, including Queensland council civil works for Tablelands Regional Council while at Langtree Consulting Engineers, Defence works at HMAS Cairns and remote North Queensland communities.</w:t>
       </w:r>
     </w:p>
     <w:p>

--- a/FP/VP527224/Final/JCE_FP_VP527224_Final_RevG.docx
+++ b/FP/VP527224/Final/JCE_FP_VP527224_Final_RevG.docx
@@ -343,7 +343,7 @@
               <w:rPr>
                 <w:sz w:val="17"/>
               </w:rPr>
-              <w:t>Sunny Lotay (RPEQ, Lotay Civil)</w:t>
+              <w:t>Sunny Lotay (RPEQ, NER), Lotay Civil, JCE associate certifying engineer</w:t>
             </w:r>
           </w:p>
         </w:tc>
@@ -472,7 +472,7 @@
         <w:rPr>
           <w:i w:val="0"/>
         </w:rPr>
-        <w:t>Engineering opinions in the study (marine, geotechnical and civil) will be prepared by, or under the direct supervision of, and signed by, a Registered Professional Engineer of Queensland (RPEQ) under the Professional Engineers Act 2002 (Qld). Sunny Lotay (RPEQ, Lotay Civil) signs JCE's engineering outputs for this commission, and the marine partner's RPEQ signs the marine and coastal engineering.</w:t>
+        <w:t>Engineering opinions in the study (marine, geotechnical and civil) will be prepared by, or under the direct supervision of, and signed by, a Registered Professional Engineer of Queensland (RPEQ) under the Professional Engineers Act 2002 (Qld). Sunny Lotay (RPEQ, NER, Lotay Civil), JCE's associate certifying engineer, reviews and signs JCE's engineering outputs for this commission, and the marine partner's RPEQ signs the marine and coastal engineering.</w:t>
       </w:r>
     </w:p>
     <w:p>
@@ -829,7 +829,7 @@
               <w:rPr>
                 <w:sz w:val="17"/>
               </w:rPr>
-              <w:t>RPEQ supervision and sign-off of JCE engineering</w:t>
+              <w:t>Associate Principal Engineer: independent technical review, RPEQ sign-off, backup project lead</w:t>
             </w:r>
           </w:p>
         </w:tc>
@@ -846,7 +846,7 @@
               <w:rPr>
                 <w:sz w:val="17"/>
               </w:rPr>
-              <w:t>Sunny Lotay (RPEQ, Lotay Civil)</w:t>
+              <w:t>Sunny Lotay, Lotay Civil (standing associate agreement with JCE)</w:t>
             </w:r>
           </w:p>
         </w:tc>
@@ -863,7 +863,7 @@
               <w:rPr>
                 <w:sz w:val="17"/>
               </w:rPr>
-              <w:t>RPEQ; signs JCE engineering outputs for this commission</w:t>
+              <w:t>RPEQ, NER; signs JCE engineering outputs for this commission</w:t>
             </w:r>
           </w:p>
         </w:tc>
@@ -1252,7 +1252,7 @@
         <w:rPr>
           <w:i w:val="0"/>
         </w:rPr>
-        <w:t>Continuity. Each specialist firm will name a lead and a backup. JCE's backup project lead is [TBC - Jayden: name the JCE backup]. Jayden Callen is available for the whole contract.</w:t>
+        <w:t>Continuity. Each specialist firm will name a lead and a backup. JCE's backup project lead is Sunny Lotay. Jayden Callen is available for the whole contract.</w:t>
       </w:r>
     </w:p>
     <w:p>
@@ -2379,6 +2379,17 @@
       </w:r>
       <w:r>
         <w:t>Farm drainage works, private rural client (Craig Sullivan): drone photogrammetry survey of the property using RTK-positioned automated flights, processed in Autodesk ReCap Pro to a terrain surface used to design the drainage works. Referee details available on request.</w:t>
+      </w:r>
+    </w:p>
+    <w:p>
+      <w:pPr>
+        <w:keepNext w:val="0"/>
+      </w:pPr>
+      <w:r>
+        <w:rPr>
+          <w:i w:val="0"/>
+        </w:rPr>
+        <w:t>Sunny Lotay, Associate Principal Engineer (RPEQ, NER), Lotay Civil: engaged by JCE under a standing associate agreement as technical reviewer and certifying engineer on JCE commissions. On this commission he reviews JCE design outputs independently before issue, provides RPEQ sign-off of JCE engineering outputs, and is the backup project lead.</w:t>
       </w:r>
     </w:p>
     <w:p>
@@ -3513,7 +3524,7 @@
               <w:rPr>
                 <w:sz w:val="17"/>
               </w:rPr>
-              <w:t>RPEQ (Civil) direct supervision and sign-off of JCE engineering inputs</w:t>
+              <w:t>Sunny Lotay (RPEQ, NER), Lotay Civil: independent technical review and RPEQ sign-off of JCE engineering outputs</w:t>
             </w:r>
           </w:p>
         </w:tc>
@@ -4784,7 +4795,7 @@
               <w:rPr>
                 <w:sz w:val="15"/>
               </w:rPr>
-              <w:t>S4 master plan and infrastructure; PS3 marine (RPEQ); PS4 RPEQ civil; PS5 geotechnical; PS6 planning, approvals and urban design</w:t>
+              <w:t>S4 master plan and infrastructure; PS3 marine (RPEQ); PS4 RPEQ review and sign-off (Sunny Lotay); PS5 geotechnical; PS6 planning, approvals and urban design</w:t>
             </w:r>
           </w:p>
         </w:tc>

--- a/FP/VP527224/Final/JCE_FP_VP527224_Final_RevG.docx
+++ b/FP/VP527224/Final/JCE_FP_VP527224_Final_RevG.docx
@@ -614,7 +614,7 @@
         <w:pStyle w:val="ListBullet"/>
       </w:pPr>
       <w:r>
-        <w:t>Jayden Callen was based in Townsville as Senior Engineer and Design Manager with SCP Consulting and then as Civil Design Manager with Langtree Consulting Engineers (to 05/2026).</w:t>
+        <w:t xml:space="preserve">Jayden Callen was based in Townsville as Senior Engineer and Design Manager with SCP Consulting and then as Civil Design Manager with Langtree Consulting (to 05/2026).</w:t>
       </w:r>
     </w:p>
     <w:p>
@@ -638,7 +638,7 @@
         <w:pStyle w:val="ListBullet"/>
       </w:pPr>
       <w:r>
-        <w:t>While at Langtree Consulting Engineers, he delivered engineering for Tablelands Regional Council in Far North Queensland: the rectification of a floodway on Council's road network and a landfill leachate storage facility (Section 7).</w:t>
+        <w:t xml:space="preserve">While at Langtree Consulting, he delivered engineering for Tablelands Regional Council in Far North Queensland: the rectification of a floodway on Council's road network and the Ravenshoe leachate storage facility design modification (2025) (Section 7).</w:t>
       </w:r>
     </w:p>
     <w:p>
@@ -2263,7 +2263,7 @@
         <w:rPr>
           <w:b/>
         </w:rPr>
-        <w:t xml:space="preserve">Civil Design Manager, Langtree Consulting Engineers, Townsville (03/2025 to 05/2026). </w:t>
+        <w:t xml:space="preserve">Civil Design Manager, Langtree Consulting, Townsville (03/2025 to 05/2026). </w:t>
       </w:r>
       <w:r>
         <w:t>Managed four civil designers and concurrent 50 to 100 lot subdivisions; coordinated flood modelling, electrical and hydraulic subconsultants into joint design packages; prepared engineer's estimates and bills of quantities; chaired client and stakeholder meetings. Included the DATSIP subdivisions at Aurukun, Pormpuraaw and Napranum.</w:t>
@@ -2336,7 +2336,7 @@
         <w:t xml:space="preserve">RAAF Base Townsville, Defence delivery project. </w:t>
       </w:r>
       <w:r>
-        <w:t>Engineering delivery for CPB Contractors (head contractor). Referee: Maverick Partner, CPB Contractors.</w:t>
+        <w:t xml:space="preserve">Engineering delivery for CPB Contractors (head contractor). Referee: Maverick Parker, CPB Contractors.</w:t>
       </w:r>
     </w:p>
     <w:p>
@@ -2347,7 +2347,7 @@
         <w:rPr>
           <w:b/>
         </w:rPr>
-        <w:t xml:space="preserve">Jayden Callen (while at Langtree Consulting Engineers): Floodway rectification, Tablelands Regional Council (QLD). </w:t>
+        <w:t xml:space="preserve">Jayden Callen (while at Langtree Consulting): Floodway rectification, Tablelands Regional Council (QLD). </w:t>
       </w:r>
       <w:r>
         <w:t>Engineering for the rectification of a floodway on Council's road network.</w:t>
@@ -2361,10 +2361,10 @@
         <w:rPr>
           <w:b/>
         </w:rPr>
-        <w:t xml:space="preserve">Jayden Callen (while at Langtree Consulting Engineers): Leachate storage facility, Tablelands Regional Council (QLD). </w:t>
+        <w:t xml:space="preserve">Ravenshoe leachate storage facility design modification, Tablelands Regional Council (QLD), 2025 (Jayden Callen while at Langtree Consulting)</w:t>
       </w:r>
       <w:r>
-        <w:t>Engineering for a landfill leachate storage facility.</w:t>
+        <w:t xml:space="preserve">.</w:t>
       </w:r>
     </w:p>
     <w:p>
@@ -2430,7 +2430,7 @@
         <w:rPr>
           <w:i w:val="0"/>
         </w:rPr>
-        <w:t>Relevant experience (criterion 2, 20%). Marine, maritime, environmental, planning and geotechnical experience for this study comes from the specialist partners, whose projects, staff and referees will be listed in Schedules E2, F1 and F2 once confirmed [TBC - Jayden: partner projects and referees after quotes]. Jayden's experience is in leading multidisciplinary infrastructure work, civil infrastructure and costing, including Queensland council civil works for Tablelands Regional Council while at Langtree Consulting Engineers, Defence works at HMAS Cairns and remote North Queensland communities.</w:t>
+        <w:t xml:space="preserve">Relevant experience (criterion 2, 20%). Marine, maritime, environmental, planning and geotechnical experience for this study comes from the specialist partners, whose projects, staff and referees will be listed in Schedules E2, F1 and F2 once confirmed [TBC - Jayden: partner projects and referees after quotes]. Jayden's experience is in leading multidisciplinary infrastructure work, civil infrastructure and costing, including Queensland council civil works for Tablelands Regional Council while at Langtree Consulting, Defence works at HMAS Cairns and remote North Queensland communities.</w:t>
       </w:r>
     </w:p>
     <w:p>
@@ -2441,7 +2441,7 @@
         <w:rPr>
           <w:i w:val="0"/>
         </w:rPr>
-        <w:t>Referees: Brett Langtree, Director and Principal Civil Engineer, Langtree Consulting Engineers, 0400 699 979, brett@langtreeconsulting.com.au; Livio Chiarot FIEAust, Director, SCP Consulting, 0418 150 028, livio.chiarot@scpconsult.com.au. Darren Quilliam, Tablelands Regional Council: contact details available on request. Maverick Partner, CPB Contractors (RAAF Base Townsville delivery): contact details available on request. Far North Queensland council referee (client-side role): available on request.</w:t>
+        <w:t xml:space="preserve">Referees: Brett Langtree, Director and Principal Civil Engineer, Langtree Consulting, 0400 699 979, brett@langtreeconsulting.com.au; Livio Chiarot FIEAust, Director, SCP Consulting, 0418 150 028, livio.chiarot@scpconsult.com.au. Darren Quilliam, Tablelands Regional Council: contact details available on request. Maverick Parker, CPB Contractors (RAAF Base Townsville delivery): contact details available on request. Far North Queensland council referee (client-side role): available on request.</w:t>
       </w:r>
     </w:p>
     <w:p>

--- a/FP/VP527224/Final/JCE_FP_VP527224_Final_RevG.docx
+++ b/FP/VP527224/Final/JCE_FP_VP527224_Final_RevG.docx
@@ -638,7 +638,7 @@
         <w:pStyle w:val="ListBullet"/>
       </w:pPr>
       <w:r>
-        <w:t xml:space="preserve">While at Langtree Consulting, he delivered engineering for Tablelands Regional Council in Far North Queensland: the rectification of a floodway on Council's road network and the Ravenshoe leachate storage facility design modification (2025) (Section 7).</w:t>
+        <w:t xml:space="preserve">While at Langtree Consulting, he delivered engineering for Tablelands Regional Council in Far North Queensland: the rectification of a floodway on Council's road network and the Ravenshoe leachate storage facility design modification, 2025 (Section 7).</w:t>
       </w:r>
     </w:p>
     <w:p>
